--- a/DOC/10-7-2_財務申報表_陳紹寬_填.docx
+++ b/DOC/10-7-2_財務申報表_陳紹寬_填.docx
@@ -1,6 +1,6 @@
 
 <file path=word/document.xml><?xml version="1.0" encoding="utf-8"?>
-<w:document xmlns:wpc="http://schemas.microsoft.com/office/word/2010/wordprocessingCanvas" xmlns:cx="http://schemas.microsoft.com/office/drawing/2014/chartex" xmlns:cx1="http://schemas.microsoft.com/office/drawing/2015/9/8/chartex" xmlns:cx2="http://schemas.microsoft.com/office/drawing/2015/10/21/chartex" xmlns:cx3="http://schemas.microsoft.com/office/drawing/2016/5/9/chartex" xmlns:cx4="http://schemas.microsoft.com/office/drawing/2016/5/10/chartex" xmlns:cx5="http://schemas.microsoft.com/office/drawing/2016/5/11/chartex" xmlns:cx6="http://schemas.microsoft.com/office/drawing/2016/5/12/chartex" xmlns:cx7="http://schemas.microsoft.com/office/drawing/2016/5/13/chartex" xmlns:cx8="http://schemas.microsoft.com/office/drawing/2016/5/14/chartex" xmlns:mc="http://schemas.openxmlformats.org/markup-compatibility/2006" xmlns:aink="http://schemas.microsoft.com/office/drawing/2016/ink" xmlns:am3d="http://schemas.microsoft.com/office/drawing/2017/model3d" xmlns:o="urn:schemas-microsoft-com:office:office" xmlns:oel="http://schemas.microsoft.com/office/2019/extlst" xmlns:r="http://schemas.openxmlformats.org/officeDocument/2006/relationships" xmlns:m="http://schemas.openxmlformats.org/officeDocument/2006/math" xmlns:v="urn:schemas-microsoft-com:vml" xmlns:wp14="http://schemas.microsoft.com/office/word/2010/wordprocessingDrawing" xmlns:wp="http://schemas.openxmlformats.org/drawingml/2006/wordprocessingDrawing" xmlns:w10="urn:schemas-microsoft-com:office:word" xmlns:w="http://schemas.openxmlformats.org/wordprocessingml/2006/main" xmlns:w14="http://schemas.microsoft.com/office/word/2010/wordml" xmlns:w15="http://schemas.microsoft.com/office/word/2012/wordml" xmlns:w16cex="http://schemas.microsoft.com/office/word/2018/wordml/cex" xmlns:w16cid="http://schemas.microsoft.com/office/word/2016/wordml/cid" xmlns:w16="http://schemas.microsoft.com/office/word/2018/wordml" xmlns:w16du="http://schemas.microsoft.com/office/word/2023/wordml/word16du" xmlns:w16sdtdh="http://schemas.microsoft.com/office/word/2020/wordml/sdtdatahash" xmlns:w16sdtfl="http://schemas.microsoft.com/office/word/2024/wordml/sdtformatlock" xmlns:w16se="http://schemas.microsoft.com/office/word/2015/wordml/symex" xmlns:wpg="http://schemas.microsoft.com/office/word/2010/wordprocessingGroup" xmlns:wpi="http://schemas.microsoft.com/office/word/2010/wordprocessingInk" xmlns:wne="http://schemas.microsoft.com/office/word/2006/wordml" xmlns:wps="http://schemas.microsoft.com/office/word/2010/wordprocessingShape" mc:Ignorable="w14 w15 w16se w16cid w16 w16cex w16sdtdh w16sdtfl w16du wp14">
+<w:document xmlns:wpc="http://schemas.microsoft.com/office/word/2010/wordprocessingCanvas" xmlns:cx="http://schemas.microsoft.com/office/drawing/2014/chartex" xmlns:cx1="http://schemas.microsoft.com/office/drawing/2015/9/8/chartex" xmlns:mc="http://schemas.openxmlformats.org/markup-compatibility/2006" xmlns:o="urn:schemas-microsoft-com:office:office" xmlns:r="http://schemas.openxmlformats.org/officeDocument/2006/relationships" xmlns:m="http://schemas.openxmlformats.org/officeDocument/2006/math" xmlns:v="urn:schemas-microsoft-com:vml" xmlns:wp14="http://schemas.microsoft.com/office/word/2010/wordprocessingDrawing" xmlns:wp="http://schemas.openxmlformats.org/drawingml/2006/wordprocessingDrawing" xmlns:w10="urn:schemas-microsoft-com:office:word" xmlns:w="http://schemas.openxmlformats.org/wordprocessingml/2006/main" xmlns:w14="http://schemas.microsoft.com/office/word/2010/wordml" xmlns:w15="http://schemas.microsoft.com/office/word/2012/wordml" xmlns:w16se="http://schemas.microsoft.com/office/word/2015/wordml/symex" xmlns:wpg="http://schemas.microsoft.com/office/word/2010/wordprocessingGroup" xmlns:wpi="http://schemas.microsoft.com/office/word/2010/wordprocessingInk" xmlns:wne="http://schemas.microsoft.com/office/word/2006/wordml" xmlns:wps="http://schemas.microsoft.com/office/word/2010/wordprocessingShape" mc:Ignorable="w14 w15 w16se wp14">
   <w:body>
     <w:p>
       <w:pPr>
@@ -136,7 +136,23 @@
                 <w:rFonts w:eastAsia="標楷體"/>
                 <w:szCs w:val="24"/>
               </w:rPr>
-              <w:t>計畫名稱：骨盆底巨大硬皮囊腫模擬直腸黏膜下惡性腫瘤：病例報告</w:t>
+              <w:t>計畫名稱：骨盆底巨大硬皮囊</w:t>
+            </w:r>
+            <w:proofErr w:type="gramStart"/>
+            <w:r>
+              <w:rPr>
+                <w:rFonts w:eastAsia="標楷體"/>
+                <w:szCs w:val="24"/>
+              </w:rPr>
+              <w:t>腫</w:t>
+            </w:r>
+            <w:proofErr w:type="gramEnd"/>
+            <w:r>
+              <w:rPr>
+                <w:rFonts w:eastAsia="標楷體"/>
+                <w:szCs w:val="24"/>
+              </w:rPr>
+              <w:t>擬似直腸惡性腫瘤：病例報告</w:t>
             </w:r>
           </w:p>
         </w:tc>
@@ -197,24 +213,26 @@
           <w:p>
             <w:pPr>
               <w:rPr>
+                <w:rFonts w:eastAsia="標楷體"/>
+                <w:szCs w:val="24"/>
+              </w:rPr>
+            </w:pPr>
+            <w:r>
+              <w:rPr>
+                <w:rFonts w:eastAsia="標楷體"/>
+                <w:szCs w:val="24"/>
+              </w:rPr>
+              <w:t>連絡電話：</w:t>
+            </w:r>
+            <w:r>
+              <w:rPr>
                 <w:rFonts w:eastAsia="標楷體" w:hint="eastAsia"/>
                 <w:szCs w:val="24"/>
               </w:rPr>
-            </w:pPr>
-            <w:r>
-              <w:rPr>
-                <w:rFonts w:eastAsia="標楷體"/>
-                <w:szCs w:val="24"/>
-              </w:rPr>
-              <w:t>連絡電話：</w:t>
-            </w:r>
-            <w:r>
-              <w:rPr>
-                <w:rFonts w:eastAsia="標楷體" w:hint="eastAsia"/>
-                <w:szCs w:val="24"/>
-              </w:rPr>
-              <w:t>61486</w:t>
-            </w:r>
+              <w:t>9083701846</w:t>
+            </w:r>
+            <w:bookmarkStart w:id="0" w:name="_GoBack"/>
+            <w:bookmarkEnd w:id="0"/>
           </w:p>
         </w:tc>
       </w:tr>
@@ -475,13 +493,23 @@
                 <w:szCs w:val="26"/>
               </w:rPr>
             </w:pPr>
-            <w:r>
-              <w:rPr>
-                <w:rFonts w:eastAsia="標楷體"/>
-                <w:sz w:val="26"/>
-                <w:szCs w:val="26"/>
-              </w:rPr>
-              <w:t>本人茲聲明：</w:t>
+            <w:proofErr w:type="gramStart"/>
+            <w:r>
+              <w:rPr>
+                <w:rFonts w:eastAsia="標楷體"/>
+                <w:sz w:val="26"/>
+                <w:szCs w:val="26"/>
+              </w:rPr>
+              <w:t>本人茲</w:t>
+            </w:r>
+            <w:proofErr w:type="gramEnd"/>
+            <w:r>
+              <w:rPr>
+                <w:rFonts w:eastAsia="標楷體"/>
+                <w:sz w:val="26"/>
+                <w:szCs w:val="26"/>
+              </w:rPr>
+              <w:t>聲明：</w:t>
             </w:r>
           </w:p>
           <w:p>
@@ -573,6 +601,24 @@
                 <w:szCs w:val="26"/>
                 <w:lang w:eastAsia="zh-TW"/>
               </w:rPr>
+              <w:t>汐止分院</w:t>
+            </w:r>
+            <w:r>
+              <w:rPr>
+                <w:rFonts w:eastAsia="標楷體" w:hint="eastAsia"/>
+                <w:sz w:val="26"/>
+                <w:szCs w:val="26"/>
+                <w:lang w:eastAsia="zh-TW"/>
+              </w:rPr>
+              <w:t xml:space="preserve"> </w:t>
+            </w:r>
+            <w:r>
+              <w:rPr>
+                <w:rFonts w:eastAsia="標楷體" w:hint="eastAsia"/>
+                <w:sz w:val="26"/>
+                <w:szCs w:val="26"/>
+                <w:lang w:eastAsia="zh-TW"/>
+              </w:rPr>
               <w:t>外科部</w:t>
             </w:r>
             <w:r>
@@ -600,16 +646,34 @@
                 <w:szCs w:val="26"/>
                 <w:lang w:eastAsia="zh-TW"/>
               </w:rPr>
-              <w:t xml:space="preserve">                    </w:t>
-            </w:r>
-            <w:r>
-              <w:rPr>
-                <w:rFonts w:eastAsia="標楷體"/>
+              <w:t xml:space="preserve">            </w:t>
+            </w:r>
+            <w:r>
+              <w:rPr>
+                <w:rFonts w:eastAsia="標楷體" w:hint="eastAsia"/>
                 <w:sz w:val="26"/>
                 <w:szCs w:val="26"/>
                 <w:lang w:eastAsia="zh-TW"/>
               </w:rPr>
+              <w:t xml:space="preserve">    </w:t>
+            </w:r>
+            <w:r>
+              <w:rPr>
+                <w:rFonts w:eastAsia="標楷體"/>
+                <w:sz w:val="26"/>
+                <w:szCs w:val="26"/>
+                <w:lang w:eastAsia="zh-TW"/>
+              </w:rPr>
               <w:t>職稱：</w:t>
+            </w:r>
+            <w:r>
+              <w:rPr>
+                <w:rFonts w:eastAsia="標楷體" w:hint="eastAsia"/>
+                <w:sz w:val="26"/>
+                <w:szCs w:val="26"/>
+                <w:lang w:eastAsia="zh-TW"/>
+              </w:rPr>
+              <w:t>主治醫師</w:t>
             </w:r>
           </w:p>
           <w:p>
@@ -811,13 +875,23 @@
             <w:pPr>
               <w:autoSpaceDE w:val="0"/>
             </w:pPr>
-            <w:r>
-              <w:rPr>
-                <w:rFonts w:eastAsia="標楷體"/>
-                <w:sz w:val="26"/>
-                <w:szCs w:val="26"/>
-              </w:rPr>
-              <w:t>本人茲聲明：</w:t>
+            <w:proofErr w:type="gramStart"/>
+            <w:r>
+              <w:rPr>
+                <w:rFonts w:eastAsia="標楷體"/>
+                <w:sz w:val="26"/>
+                <w:szCs w:val="26"/>
+              </w:rPr>
+              <w:t>本人茲</w:t>
+            </w:r>
+            <w:proofErr w:type="gramEnd"/>
+            <w:r>
+              <w:rPr>
+                <w:rFonts w:eastAsia="標楷體"/>
+                <w:sz w:val="26"/>
+                <w:szCs w:val="26"/>
+              </w:rPr>
+              <w:t>聲明：</w:t>
             </w:r>
             <w:r>
               <w:rPr>
@@ -1052,7 +1126,27 @@
                       <w:sz w:val="18"/>
                       <w:szCs w:val="18"/>
                     </w:rPr>
-                    <w:t>前十二個月</w:t>
+                    <w:t>前十二</w:t>
+                  </w:r>
+                  <w:proofErr w:type="gramStart"/>
+                  <w:r>
+                    <w:rPr>
+                      <w:rFonts w:eastAsia="標楷體"/>
+                      <w:b/>
+                      <w:sz w:val="18"/>
+                      <w:szCs w:val="18"/>
+                    </w:rPr>
+                    <w:t>個</w:t>
+                  </w:r>
+                  <w:proofErr w:type="gramEnd"/>
+                  <w:r>
+                    <w:rPr>
+                      <w:rFonts w:eastAsia="標楷體"/>
+                      <w:b/>
+                      <w:sz w:val="18"/>
+                      <w:szCs w:val="18"/>
+                    </w:rPr>
+                    <w:t>月</w:t>
                   </w:r>
                   <w:r>
                     <w:rPr>
@@ -2167,6 +2261,7 @@
                     </w:rPr>
                     <w:t xml:space="preserve"> </w:t>
                   </w:r>
+                  <w:proofErr w:type="gramStart"/>
                   <w:r>
                     <w:rPr>
                       <w:rFonts w:eastAsia="標楷體"/>
@@ -2175,6 +2270,7 @@
                     </w:rPr>
                     <w:t>不支酬職務</w:t>
                   </w:r>
+                  <w:proofErr w:type="gramEnd"/>
                 </w:p>
                 <w:p>
                   <w:pPr>
@@ -2372,13 +2468,23 @@
               <w:spacing w:line="280" w:lineRule="exact"/>
               <w:ind w:left="617" w:hanging="154"/>
             </w:pPr>
-            <w:r>
-              <w:rPr>
-                <w:rFonts w:eastAsia="標楷體"/>
-                <w:sz w:val="26"/>
-                <w:szCs w:val="26"/>
-              </w:rPr>
-              <w:t xml:space="preserve">• </w:t>
+            <w:proofErr w:type="gramStart"/>
+            <w:r>
+              <w:rPr>
+                <w:rFonts w:eastAsia="標楷體"/>
+                <w:sz w:val="26"/>
+                <w:szCs w:val="26"/>
+              </w:rPr>
+              <w:t>•</w:t>
+            </w:r>
+            <w:proofErr w:type="gramEnd"/>
+            <w:r>
+              <w:rPr>
+                <w:rFonts w:eastAsia="標楷體"/>
+                <w:sz w:val="26"/>
+                <w:szCs w:val="26"/>
+              </w:rPr>
+              <w:t xml:space="preserve"> </w:t>
             </w:r>
             <w:r>
               <w:rPr>
@@ -2395,13 +2501,23 @@
               <w:spacing w:line="280" w:lineRule="exact"/>
               <w:ind w:left="617" w:hanging="154"/>
             </w:pPr>
-            <w:r>
-              <w:rPr>
-                <w:rFonts w:eastAsia="標楷體"/>
-                <w:sz w:val="26"/>
-                <w:szCs w:val="26"/>
-              </w:rPr>
-              <w:t xml:space="preserve">• </w:t>
+            <w:proofErr w:type="gramStart"/>
+            <w:r>
+              <w:rPr>
+                <w:rFonts w:eastAsia="標楷體"/>
+                <w:sz w:val="26"/>
+                <w:szCs w:val="26"/>
+              </w:rPr>
+              <w:t>•</w:t>
+            </w:r>
+            <w:proofErr w:type="gramEnd"/>
+            <w:r>
+              <w:rPr>
+                <w:rFonts w:eastAsia="標楷體"/>
+                <w:sz w:val="26"/>
+                <w:szCs w:val="26"/>
+              </w:rPr>
+              <w:t xml:space="preserve"> </w:t>
             </w:r>
             <w:r>
               <w:rPr>
@@ -2418,13 +2534,23 @@
               <w:spacing w:line="280" w:lineRule="exact"/>
               <w:ind w:left="617" w:hanging="154"/>
             </w:pPr>
-            <w:r>
-              <w:rPr>
-                <w:rFonts w:eastAsia="標楷體"/>
-                <w:sz w:val="26"/>
-                <w:szCs w:val="26"/>
-              </w:rPr>
-              <w:t xml:space="preserve">• </w:t>
+            <w:proofErr w:type="gramStart"/>
+            <w:r>
+              <w:rPr>
+                <w:rFonts w:eastAsia="標楷體"/>
+                <w:sz w:val="26"/>
+                <w:szCs w:val="26"/>
+              </w:rPr>
+              <w:t>•</w:t>
+            </w:r>
+            <w:proofErr w:type="gramEnd"/>
+            <w:r>
+              <w:rPr>
+                <w:rFonts w:eastAsia="標楷體"/>
+                <w:sz w:val="26"/>
+                <w:szCs w:val="26"/>
+              </w:rPr>
+              <w:t xml:space="preserve"> </w:t>
             </w:r>
             <w:r>
               <w:rPr>
@@ -2733,12 +2859,21 @@
             <w:pPr>
               <w:autoSpaceDE w:val="0"/>
             </w:pPr>
-            <w:r>
-              <w:rPr>
-                <w:rFonts w:eastAsia="標楷體"/>
-                <w:szCs w:val="24"/>
-              </w:rPr>
-              <w:t>本人茲聲明：</w:t>
+            <w:proofErr w:type="gramStart"/>
+            <w:r>
+              <w:rPr>
+                <w:rFonts w:eastAsia="標楷體"/>
+                <w:szCs w:val="24"/>
+              </w:rPr>
+              <w:t>本人茲</w:t>
+            </w:r>
+            <w:proofErr w:type="gramEnd"/>
+            <w:r>
+              <w:rPr>
+                <w:rFonts w:eastAsia="標楷體"/>
+                <w:szCs w:val="24"/>
+              </w:rPr>
+              <w:t>聲明：</w:t>
             </w:r>
           </w:p>
           <w:p>
@@ -2751,43 +2886,60 @@
                 <w:rFonts w:ascii="新細明體" w:hAnsi="新細明體"/>
                 <w:szCs w:val="28"/>
               </w:rPr>
-              <w:t>■</w:t>
-            </w:r>
-            <w:r>
-              <w:rPr>
-                <w:rFonts w:eastAsia="標楷體"/>
-                <w:szCs w:val="24"/>
-              </w:rPr>
-              <w:t>於過去十二個月期間，</w:t>
-            </w:r>
+              <w:t>□於過去十二個月期間，不曾接受任何交通費贊助/補助。</w:t>
+            </w:r>
+            <w:r>
+              <w:rPr>
+                <w:rFonts w:eastAsia="標楷體"/>
+                <w:szCs w:val="24"/>
+              </w:rPr>
+            </w:r>
+            <w:proofErr w:type="gramStart"/>
+            <w:r>
+              <w:rPr>
+                <w:rFonts w:eastAsia="標楷體"/>
+                <w:szCs w:val="24"/>
+              </w:rPr>
+            </w:r>
+            <w:proofErr w:type="gramEnd"/>
+            <w:r>
+              <w:rPr>
+                <w:rFonts w:eastAsia="標楷體"/>
+                <w:szCs w:val="24"/>
+              </w:rPr>
+            </w:r>
+            <w:proofErr w:type="gramStart"/>
+            <w:r>
+              <w:rPr>
+                <w:rFonts w:eastAsia="標楷體"/>
+                <w:szCs w:val="24"/>
+              </w:rPr>
+            </w:r>
+            <w:proofErr w:type="gramEnd"/>
             <w:r>
               <w:rPr>
                 <w:rFonts w:eastAsia="標楷體"/>
                 <w:b/>
                 <w:szCs w:val="24"/>
               </w:rPr>
-              <w:t>不曾</w:t>
-            </w:r>
-            <w:r>
-              <w:rPr>
-                <w:rFonts w:eastAsia="標楷體"/>
-                <w:szCs w:val="24"/>
-              </w:rPr>
-              <w:t>接受任何交通費贊助</w:t>
+            </w:r>
+            <w:r>
+              <w:rPr>
+                <w:rFonts w:eastAsia="標楷體"/>
+                <w:szCs w:val="24"/>
+              </w:rPr>
             </w:r>
             <w:r>
               <w:rPr>
                 <w:rFonts w:ascii="標楷體" w:eastAsia="標楷體" w:hAnsi="標楷體"/>
                 <w:szCs w:val="24"/>
               </w:rPr>
-              <w:t>/補助</w:t>
-            </w:r>
-            <w:r>
-              <w:rPr>
-                <w:rFonts w:eastAsia="標楷體"/>
-                <w:szCs w:val="24"/>
-              </w:rPr>
-              <w:t>。</w:t>
+            </w:r>
+            <w:r>
+              <w:rPr>
+                <w:rFonts w:eastAsia="標楷體"/>
+                <w:szCs w:val="24"/>
+              </w:rPr>
             </w:r>
           </w:p>
           <w:p>
@@ -2808,8 +2960,33 @@
                 <w:rFonts w:eastAsia="標楷體"/>
                 <w:szCs w:val="24"/>
               </w:rPr>
-              <w:t>於過去十二個月期間，</w:t>
-            </w:r>
+              <w:t>於過去十二</w:t>
+            </w:r>
+            <w:proofErr w:type="gramStart"/>
+            <w:r>
+              <w:rPr>
+                <w:rFonts w:eastAsia="標楷體"/>
+                <w:szCs w:val="24"/>
+              </w:rPr>
+              <w:t>個</w:t>
+            </w:r>
+            <w:proofErr w:type="gramEnd"/>
+            <w:r>
+              <w:rPr>
+                <w:rFonts w:eastAsia="標楷體"/>
+                <w:szCs w:val="24"/>
+              </w:rPr>
+              <w:t>月</w:t>
+            </w:r>
+            <w:proofErr w:type="gramStart"/>
+            <w:r>
+              <w:rPr>
+                <w:rFonts w:eastAsia="標楷體"/>
+                <w:szCs w:val="24"/>
+              </w:rPr>
+              <w:t>期間，</w:t>
+            </w:r>
+            <w:proofErr w:type="gramEnd"/>
             <w:r>
               <w:rPr>
                 <w:rFonts w:eastAsia="標楷體"/>
@@ -3425,7 +3602,29 @@
                 <w:sz w:val="28"/>
                 <w:szCs w:val="28"/>
               </w:rPr>
-              <w:t>非計畫主持人，此欄不需填寫</w:t>
+              <w:t>非計畫主持人，</w:t>
+            </w:r>
+            <w:proofErr w:type="gramStart"/>
+            <w:r>
+              <w:rPr>
+                <w:rFonts w:eastAsia="標楷體"/>
+                <w:b/>
+                <w:bCs/>
+                <w:sz w:val="28"/>
+                <w:szCs w:val="28"/>
+              </w:rPr>
+              <w:t>此欄不需</w:t>
+            </w:r>
+            <w:proofErr w:type="gramEnd"/>
+            <w:r>
+              <w:rPr>
+                <w:rFonts w:eastAsia="標楷體"/>
+                <w:b/>
+                <w:bCs/>
+                <w:sz w:val="28"/>
+                <w:szCs w:val="28"/>
+              </w:rPr>
+              <w:t>填寫</w:t>
             </w:r>
             <w:r>
               <w:rPr>
@@ -3466,13 +3665,23 @@
               <w:autoSpaceDE w:val="0"/>
               <w:spacing w:before="180"/>
             </w:pPr>
+            <w:proofErr w:type="gramStart"/>
             <w:r>
               <w:rPr>
                 <w:rFonts w:eastAsia="標楷體"/>
                 <w:sz w:val="28"/>
                 <w:szCs w:val="24"/>
               </w:rPr>
-              <w:t>本人茲聲明：</w:t>
+              <w:t>本人茲</w:t>
+            </w:r>
+            <w:proofErr w:type="gramEnd"/>
+            <w:r>
+              <w:rPr>
+                <w:rFonts w:eastAsia="標楷體"/>
+                <w:sz w:val="28"/>
+                <w:szCs w:val="24"/>
+              </w:rPr>
+              <w:t>聲明：</w:t>
             </w:r>
           </w:p>
           <w:p>
@@ -3508,7 +3717,27 @@
                 <w:sz w:val="28"/>
                 <w:szCs w:val="24"/>
               </w:rPr>
-              <w:t>非財務關係之所有研究相關人員，已詳列並提出本表。所有研究人員需負責申報各自任何新的顯著財務利益</w:t>
+              <w:t>非財務關係之所有研究相關人員，</w:t>
+            </w:r>
+            <w:proofErr w:type="gramStart"/>
+            <w:r>
+              <w:rPr>
+                <w:rFonts w:eastAsia="標楷體"/>
+                <w:b/>
+                <w:sz w:val="28"/>
+                <w:szCs w:val="24"/>
+              </w:rPr>
+              <w:t>已詳列</w:t>
+            </w:r>
+            <w:proofErr w:type="gramEnd"/>
+            <w:r>
+              <w:rPr>
+                <w:rFonts w:eastAsia="標楷體"/>
+                <w:b/>
+                <w:sz w:val="28"/>
+                <w:szCs w:val="24"/>
+              </w:rPr>
+              <w:t>並提出本表。所有研究人員需負責申報各自任何新的顯著財務利益</w:t>
             </w:r>
             <w:r>
               <w:rPr>
@@ -3594,7 +3823,7 @@
 </file>
 
 <file path=word/endnotes.xml><?xml version="1.0" encoding="utf-8"?>
-<w:endnotes xmlns:wpc="http://schemas.microsoft.com/office/word/2010/wordprocessingCanvas" xmlns:cx="http://schemas.microsoft.com/office/drawing/2014/chartex" xmlns:cx1="http://schemas.microsoft.com/office/drawing/2015/9/8/chartex" xmlns:cx2="http://schemas.microsoft.com/office/drawing/2015/10/21/chartex" xmlns:cx3="http://schemas.microsoft.com/office/drawing/2016/5/9/chartex" xmlns:cx4="http://schemas.microsoft.com/office/drawing/2016/5/10/chartex" xmlns:cx5="http://schemas.microsoft.com/office/drawing/2016/5/11/chartex" xmlns:cx6="http://schemas.microsoft.com/office/drawing/2016/5/12/chartex" xmlns:cx7="http://schemas.microsoft.com/office/drawing/2016/5/13/chartex" xmlns:cx8="http://schemas.microsoft.com/office/drawing/2016/5/14/chartex" xmlns:mc="http://schemas.openxmlformats.org/markup-compatibility/2006" xmlns:aink="http://schemas.microsoft.com/office/drawing/2016/ink" xmlns:am3d="http://schemas.microsoft.com/office/drawing/2017/model3d" xmlns:o="urn:schemas-microsoft-com:office:office" xmlns:oel="http://schemas.microsoft.com/office/2019/extlst" xmlns:r="http://schemas.openxmlformats.org/officeDocument/2006/relationships" xmlns:m="http://schemas.openxmlformats.org/officeDocument/2006/math" xmlns:v="urn:schemas-microsoft-com:vml" xmlns:wp14="http://schemas.microsoft.com/office/word/2010/wordprocessingDrawing" xmlns:wp="http://schemas.openxmlformats.org/drawingml/2006/wordprocessingDrawing" xmlns:w10="urn:schemas-microsoft-com:office:word" xmlns:w="http://schemas.openxmlformats.org/wordprocessingml/2006/main" xmlns:w14="http://schemas.microsoft.com/office/word/2010/wordml" xmlns:w15="http://schemas.microsoft.com/office/word/2012/wordml" xmlns:w16cex="http://schemas.microsoft.com/office/word/2018/wordml/cex" xmlns:w16cid="http://schemas.microsoft.com/office/word/2016/wordml/cid" xmlns:w16="http://schemas.microsoft.com/office/word/2018/wordml" xmlns:w16du="http://schemas.microsoft.com/office/word/2023/wordml/word16du" xmlns:w16sdtdh="http://schemas.microsoft.com/office/word/2020/wordml/sdtdatahash" xmlns:w16sdtfl="http://schemas.microsoft.com/office/word/2024/wordml/sdtformatlock" xmlns:w16se="http://schemas.microsoft.com/office/word/2015/wordml/symex" xmlns:wpg="http://schemas.microsoft.com/office/word/2010/wordprocessingGroup" xmlns:wpi="http://schemas.microsoft.com/office/word/2010/wordprocessingInk" xmlns:wne="http://schemas.microsoft.com/office/word/2006/wordml" xmlns:wps="http://schemas.microsoft.com/office/word/2010/wordprocessingShape" mc:Ignorable="w14 w15 w16se w16cid w16 w16cex w16sdtdh w16sdtfl w16du wp14">
+<w:endnotes xmlns:wpc="http://schemas.microsoft.com/office/word/2010/wordprocessingCanvas" xmlns:cx="http://schemas.microsoft.com/office/drawing/2014/chartex" xmlns:cx1="http://schemas.microsoft.com/office/drawing/2015/9/8/chartex" xmlns:mc="http://schemas.openxmlformats.org/markup-compatibility/2006" xmlns:o="urn:schemas-microsoft-com:office:office" xmlns:r="http://schemas.openxmlformats.org/officeDocument/2006/relationships" xmlns:m="http://schemas.openxmlformats.org/officeDocument/2006/math" xmlns:v="urn:schemas-microsoft-com:vml" xmlns:wp14="http://schemas.microsoft.com/office/word/2010/wordprocessingDrawing" xmlns:wp="http://schemas.openxmlformats.org/drawingml/2006/wordprocessingDrawing" xmlns:w10="urn:schemas-microsoft-com:office:word" xmlns:w="http://schemas.openxmlformats.org/wordprocessingml/2006/main" xmlns:w14="http://schemas.microsoft.com/office/word/2010/wordml" xmlns:w15="http://schemas.microsoft.com/office/word/2012/wordml" xmlns:w16se="http://schemas.microsoft.com/office/word/2015/wordml/symex" xmlns:wpg="http://schemas.microsoft.com/office/word/2010/wordprocessingGroup" xmlns:wpi="http://schemas.microsoft.com/office/word/2010/wordprocessingInk" xmlns:wne="http://schemas.microsoft.com/office/word/2006/wordml" xmlns:wps="http://schemas.microsoft.com/office/word/2010/wordprocessingShape" mc:Ignorable="w14 w15 w16se wp14">
   <w:endnote w:type="separator" w:id="-1">
     <w:p>
       <w:r>
@@ -3613,7 +3842,7 @@
 </file>
 
 <file path=word/footer1.xml><?xml version="1.0" encoding="utf-8"?>
-<w:ftr xmlns:wpc="http://schemas.microsoft.com/office/word/2010/wordprocessingCanvas" xmlns:cx="http://schemas.microsoft.com/office/drawing/2014/chartex" xmlns:cx1="http://schemas.microsoft.com/office/drawing/2015/9/8/chartex" xmlns:cx2="http://schemas.microsoft.com/office/drawing/2015/10/21/chartex" xmlns:cx3="http://schemas.microsoft.com/office/drawing/2016/5/9/chartex" xmlns:cx4="http://schemas.microsoft.com/office/drawing/2016/5/10/chartex" xmlns:cx5="http://schemas.microsoft.com/office/drawing/2016/5/11/chartex" xmlns:cx6="http://schemas.microsoft.com/office/drawing/2016/5/12/chartex" xmlns:cx7="http://schemas.microsoft.com/office/drawing/2016/5/13/chartex" xmlns:cx8="http://schemas.microsoft.com/office/drawing/2016/5/14/chartex" xmlns:mc="http://schemas.openxmlformats.org/markup-compatibility/2006" xmlns:aink="http://schemas.microsoft.com/office/drawing/2016/ink" xmlns:am3d="http://schemas.microsoft.com/office/drawing/2017/model3d" xmlns:o="urn:schemas-microsoft-com:office:office" xmlns:oel="http://schemas.microsoft.com/office/2019/extlst" xmlns:r="http://schemas.openxmlformats.org/officeDocument/2006/relationships" xmlns:m="http://schemas.openxmlformats.org/officeDocument/2006/math" xmlns:v="urn:schemas-microsoft-com:vml" xmlns:wp14="http://schemas.microsoft.com/office/word/2010/wordprocessingDrawing" xmlns:wp="http://schemas.openxmlformats.org/drawingml/2006/wordprocessingDrawing" xmlns:w10="urn:schemas-microsoft-com:office:word" xmlns:w="http://schemas.openxmlformats.org/wordprocessingml/2006/main" xmlns:w14="http://schemas.microsoft.com/office/word/2010/wordml" xmlns:w15="http://schemas.microsoft.com/office/word/2012/wordml" xmlns:w16cex="http://schemas.microsoft.com/office/word/2018/wordml/cex" xmlns:w16cid="http://schemas.microsoft.com/office/word/2016/wordml/cid" xmlns:w16="http://schemas.microsoft.com/office/word/2018/wordml" xmlns:w16du="http://schemas.microsoft.com/office/word/2023/wordml/word16du" xmlns:w16sdtdh="http://schemas.microsoft.com/office/word/2020/wordml/sdtdatahash" xmlns:w16sdtfl="http://schemas.microsoft.com/office/word/2024/wordml/sdtformatlock" xmlns:w16se="http://schemas.microsoft.com/office/word/2015/wordml/symex" xmlns:wpg="http://schemas.microsoft.com/office/word/2010/wordprocessingGroup" xmlns:wpi="http://schemas.microsoft.com/office/word/2010/wordprocessingInk" xmlns:wne="http://schemas.microsoft.com/office/word/2006/wordml" xmlns:wps="http://schemas.microsoft.com/office/word/2010/wordprocessingShape" mc:Ignorable="w14 w15 w16se w16cid w16 w16cex w16sdtdh w16sdtfl w16du wp14">
+<w:ftr xmlns:wpc="http://schemas.microsoft.com/office/word/2010/wordprocessingCanvas" xmlns:cx="http://schemas.microsoft.com/office/drawing/2014/chartex" xmlns:cx1="http://schemas.microsoft.com/office/drawing/2015/9/8/chartex" xmlns:mc="http://schemas.openxmlformats.org/markup-compatibility/2006" xmlns:o="urn:schemas-microsoft-com:office:office" xmlns:r="http://schemas.openxmlformats.org/officeDocument/2006/relationships" xmlns:m="http://schemas.openxmlformats.org/officeDocument/2006/math" xmlns:v="urn:schemas-microsoft-com:vml" xmlns:wp14="http://schemas.microsoft.com/office/word/2010/wordprocessingDrawing" xmlns:wp="http://schemas.openxmlformats.org/drawingml/2006/wordprocessingDrawing" xmlns:w10="urn:schemas-microsoft-com:office:word" xmlns:w="http://schemas.openxmlformats.org/wordprocessingml/2006/main" xmlns:w14="http://schemas.microsoft.com/office/word/2010/wordml" xmlns:w15="http://schemas.microsoft.com/office/word/2012/wordml" xmlns:w16se="http://schemas.microsoft.com/office/word/2015/wordml/symex" xmlns:wpg="http://schemas.microsoft.com/office/word/2010/wordprocessingGroup" xmlns:wpi="http://schemas.microsoft.com/office/word/2010/wordprocessingInk" xmlns:wne="http://schemas.microsoft.com/office/word/2006/wordml" xmlns:wps="http://schemas.microsoft.com/office/word/2010/wordprocessingShape" mc:Ignorable="w14 w15 w16se wp14">
   <w:p>
     <w:pPr>
       <w:pStyle w:val="a7"/>
@@ -3649,7 +3878,7 @@
 </file>
 
 <file path=word/footnotes.xml><?xml version="1.0" encoding="utf-8"?>
-<w:footnotes xmlns:wpc="http://schemas.microsoft.com/office/word/2010/wordprocessingCanvas" xmlns:cx="http://schemas.microsoft.com/office/drawing/2014/chartex" xmlns:cx1="http://schemas.microsoft.com/office/drawing/2015/9/8/chartex" xmlns:cx2="http://schemas.microsoft.com/office/drawing/2015/10/21/chartex" xmlns:cx3="http://schemas.microsoft.com/office/drawing/2016/5/9/chartex" xmlns:cx4="http://schemas.microsoft.com/office/drawing/2016/5/10/chartex" xmlns:cx5="http://schemas.microsoft.com/office/drawing/2016/5/11/chartex" xmlns:cx6="http://schemas.microsoft.com/office/drawing/2016/5/12/chartex" xmlns:cx7="http://schemas.microsoft.com/office/drawing/2016/5/13/chartex" xmlns:cx8="http://schemas.microsoft.com/office/drawing/2016/5/14/chartex" xmlns:mc="http://schemas.openxmlformats.org/markup-compatibility/2006" xmlns:aink="http://schemas.microsoft.com/office/drawing/2016/ink" xmlns:am3d="http://schemas.microsoft.com/office/drawing/2017/model3d" xmlns:o="urn:schemas-microsoft-com:office:office" xmlns:oel="http://schemas.microsoft.com/office/2019/extlst" xmlns:r="http://schemas.openxmlformats.org/officeDocument/2006/relationships" xmlns:m="http://schemas.openxmlformats.org/officeDocument/2006/math" xmlns:v="urn:schemas-microsoft-com:vml" xmlns:wp14="http://schemas.microsoft.com/office/word/2010/wordprocessingDrawing" xmlns:wp="http://schemas.openxmlformats.org/drawingml/2006/wordprocessingDrawing" xmlns:w10="urn:schemas-microsoft-com:office:word" xmlns:w="http://schemas.openxmlformats.org/wordprocessingml/2006/main" xmlns:w14="http://schemas.microsoft.com/office/word/2010/wordml" xmlns:w15="http://schemas.microsoft.com/office/word/2012/wordml" xmlns:w16cex="http://schemas.microsoft.com/office/word/2018/wordml/cex" xmlns:w16cid="http://schemas.microsoft.com/office/word/2016/wordml/cid" xmlns:w16="http://schemas.microsoft.com/office/word/2018/wordml" xmlns:w16du="http://schemas.microsoft.com/office/word/2023/wordml/word16du" xmlns:w16sdtdh="http://schemas.microsoft.com/office/word/2020/wordml/sdtdatahash" xmlns:w16sdtfl="http://schemas.microsoft.com/office/word/2024/wordml/sdtformatlock" xmlns:w16se="http://schemas.microsoft.com/office/word/2015/wordml/symex" xmlns:wpg="http://schemas.microsoft.com/office/word/2010/wordprocessingGroup" xmlns:wpi="http://schemas.microsoft.com/office/word/2010/wordprocessingInk" xmlns:wne="http://schemas.microsoft.com/office/word/2006/wordml" xmlns:wps="http://schemas.microsoft.com/office/word/2010/wordprocessingShape" mc:Ignorable="w14 w15 w16se w16cid w16 w16cex w16sdtdh w16sdtfl w16du wp14">
+<w:footnotes xmlns:wpc="http://schemas.microsoft.com/office/word/2010/wordprocessingCanvas" xmlns:cx="http://schemas.microsoft.com/office/drawing/2014/chartex" xmlns:cx1="http://schemas.microsoft.com/office/drawing/2015/9/8/chartex" xmlns:mc="http://schemas.openxmlformats.org/markup-compatibility/2006" xmlns:o="urn:schemas-microsoft-com:office:office" xmlns:r="http://schemas.openxmlformats.org/officeDocument/2006/relationships" xmlns:m="http://schemas.openxmlformats.org/officeDocument/2006/math" xmlns:v="urn:schemas-microsoft-com:vml" xmlns:wp14="http://schemas.microsoft.com/office/word/2010/wordprocessingDrawing" xmlns:wp="http://schemas.openxmlformats.org/drawingml/2006/wordprocessingDrawing" xmlns:w10="urn:schemas-microsoft-com:office:word" xmlns:w="http://schemas.openxmlformats.org/wordprocessingml/2006/main" xmlns:w14="http://schemas.microsoft.com/office/word/2010/wordml" xmlns:w15="http://schemas.microsoft.com/office/word/2012/wordml" xmlns:w16se="http://schemas.microsoft.com/office/word/2015/wordml/symex" xmlns:wpg="http://schemas.microsoft.com/office/word/2010/wordprocessingGroup" xmlns:wpi="http://schemas.microsoft.com/office/word/2010/wordprocessingInk" xmlns:wne="http://schemas.microsoft.com/office/word/2006/wordml" xmlns:wps="http://schemas.microsoft.com/office/word/2010/wordprocessingShape" mc:Ignorable="w14 w15 w16se wp14">
   <w:footnote w:type="separator" w:id="-1">
     <w:p>
       <w:r>
@@ -3671,7 +3900,7 @@
 </file>
 
 <file path=word/numbering.xml><?xml version="1.0" encoding="utf-8"?>
-<w:numbering xmlns:wpc="http://schemas.microsoft.com/office/word/2010/wordprocessingCanvas" xmlns:cx="http://schemas.microsoft.com/office/drawing/2014/chartex" xmlns:cx1="http://schemas.microsoft.com/office/drawing/2015/9/8/chartex" xmlns:cx2="http://schemas.microsoft.com/office/drawing/2015/10/21/chartex" xmlns:cx3="http://schemas.microsoft.com/office/drawing/2016/5/9/chartex" xmlns:cx4="http://schemas.microsoft.com/office/drawing/2016/5/10/chartex" xmlns:cx5="http://schemas.microsoft.com/office/drawing/2016/5/11/chartex" xmlns:cx6="http://schemas.microsoft.com/office/drawing/2016/5/12/chartex" xmlns:cx7="http://schemas.microsoft.com/office/drawing/2016/5/13/chartex" xmlns:cx8="http://schemas.microsoft.com/office/drawing/2016/5/14/chartex" xmlns:mc="http://schemas.openxmlformats.org/markup-compatibility/2006" xmlns:aink="http://schemas.microsoft.com/office/drawing/2016/ink" xmlns:am3d="http://schemas.microsoft.com/office/drawing/2017/model3d" xmlns:o="urn:schemas-microsoft-com:office:office" xmlns:oel="http://schemas.microsoft.com/office/2019/extlst" xmlns:r="http://schemas.openxmlformats.org/officeDocument/2006/relationships" xmlns:m="http://schemas.openxmlformats.org/officeDocument/2006/math" xmlns:v="urn:schemas-microsoft-com:vml" xmlns:wp14="http://schemas.microsoft.com/office/word/2010/wordprocessingDrawing" xmlns:wp="http://schemas.openxmlformats.org/drawingml/2006/wordprocessingDrawing" xmlns:w10="urn:schemas-microsoft-com:office:word" xmlns:w="http://schemas.openxmlformats.org/wordprocessingml/2006/main" xmlns:w14="http://schemas.microsoft.com/office/word/2010/wordml" xmlns:w15="http://schemas.microsoft.com/office/word/2012/wordml" xmlns:w16cex="http://schemas.microsoft.com/office/word/2018/wordml/cex" xmlns:w16cid="http://schemas.microsoft.com/office/word/2016/wordml/cid" xmlns:w16="http://schemas.microsoft.com/office/word/2018/wordml" xmlns:w16du="http://schemas.microsoft.com/office/word/2023/wordml/word16du" xmlns:w16sdtdh="http://schemas.microsoft.com/office/word/2020/wordml/sdtdatahash" xmlns:w16sdtfl="http://schemas.microsoft.com/office/word/2024/wordml/sdtformatlock" xmlns:w16se="http://schemas.microsoft.com/office/word/2015/wordml/symex" xmlns:wpg="http://schemas.microsoft.com/office/word/2010/wordprocessingGroup" xmlns:wpi="http://schemas.microsoft.com/office/word/2010/wordprocessingInk" xmlns:wne="http://schemas.microsoft.com/office/word/2006/wordml" xmlns:wps="http://schemas.microsoft.com/office/word/2010/wordprocessingShape" mc:Ignorable="w14 w15 w16se w16cid w16 w16cex w16sdtdh w16sdtfl w16du wp14">
+<w:numbering xmlns:wpc="http://schemas.microsoft.com/office/word/2010/wordprocessingCanvas" xmlns:cx="http://schemas.microsoft.com/office/drawing/2014/chartex" xmlns:cx1="http://schemas.microsoft.com/office/drawing/2015/9/8/chartex" xmlns:mc="http://schemas.openxmlformats.org/markup-compatibility/2006" xmlns:o="urn:schemas-microsoft-com:office:office" xmlns:r="http://schemas.openxmlformats.org/officeDocument/2006/relationships" xmlns:m="http://schemas.openxmlformats.org/officeDocument/2006/math" xmlns:v="urn:schemas-microsoft-com:vml" xmlns:wp14="http://schemas.microsoft.com/office/word/2010/wordprocessingDrawing" xmlns:wp="http://schemas.openxmlformats.org/drawingml/2006/wordprocessingDrawing" xmlns:w10="urn:schemas-microsoft-com:office:word" xmlns:w="http://schemas.openxmlformats.org/wordprocessingml/2006/main" xmlns:w14="http://schemas.microsoft.com/office/word/2010/wordml" xmlns:w15="http://schemas.microsoft.com/office/word/2012/wordml" xmlns:w16se="http://schemas.microsoft.com/office/word/2015/wordml/symex" xmlns:wpg="http://schemas.microsoft.com/office/word/2010/wordprocessingGroup" xmlns:wpi="http://schemas.microsoft.com/office/word/2010/wordprocessingInk" xmlns:wne="http://schemas.microsoft.com/office/word/2006/wordml" xmlns:wps="http://schemas.microsoft.com/office/word/2010/wordprocessingShape" mc:Ignorable="w14 w15 w16se wp14">
   <w:abstractNum w:abstractNumId="0" w15:restartNumberingAfterBreak="0">
     <w:nsid w:val="0C2C2367"/>
     <w:multiLevelType w:val="multilevel"/>
@@ -3852,17 +4081,17 @@
       </w:pPr>
     </w:lvl>
   </w:abstractNum>
-  <w:num w:numId="1" w16cid:durableId="1021587338">
+  <w:num w:numId="1">
     <w:abstractNumId w:val="1"/>
   </w:num>
-  <w:num w:numId="2" w16cid:durableId="469062">
+  <w:num w:numId="2">
     <w:abstractNumId w:val="0"/>
   </w:num>
 </w:numbering>
 </file>
 
 <file path=word/styles.xml><?xml version="1.0" encoding="utf-8"?>
-<w:styles xmlns:mc="http://schemas.openxmlformats.org/markup-compatibility/2006" xmlns:r="http://schemas.openxmlformats.org/officeDocument/2006/relationships" xmlns:w="http://schemas.openxmlformats.org/wordprocessingml/2006/main" xmlns:w14="http://schemas.microsoft.com/office/word/2010/wordml" xmlns:w15="http://schemas.microsoft.com/office/word/2012/wordml" xmlns:w16cex="http://schemas.microsoft.com/office/word/2018/wordml/cex" xmlns:w16cid="http://schemas.microsoft.com/office/word/2016/wordml/cid" xmlns:w16="http://schemas.microsoft.com/office/word/2018/wordml" xmlns:w16du="http://schemas.microsoft.com/office/word/2023/wordml/word16du" xmlns:w16sdtdh="http://schemas.microsoft.com/office/word/2020/wordml/sdtdatahash" xmlns:w16sdtfl="http://schemas.microsoft.com/office/word/2024/wordml/sdtformatlock" xmlns:w16se="http://schemas.microsoft.com/office/word/2015/wordml/symex" mc:Ignorable="w14 w15 w16se w16cid w16 w16cex w16sdtdh w16sdtfl w16du">
+<w:styles xmlns:mc="http://schemas.openxmlformats.org/markup-compatibility/2006" xmlns:r="http://schemas.openxmlformats.org/officeDocument/2006/relationships" xmlns:w="http://schemas.openxmlformats.org/wordprocessingml/2006/main" xmlns:w14="http://schemas.microsoft.com/office/word/2010/wordml" xmlns:w15="http://schemas.microsoft.com/office/word/2012/wordml" xmlns:w16se="http://schemas.microsoft.com/office/word/2015/wordml/symex" mc:Ignorable="w14 w15 w16se">
   <w:docDefaults>
     <w:rPrDefault>
       <w:rPr>
@@ -3872,7 +4101,7 @@
     </w:rPrDefault>
     <w:pPrDefault/>
   </w:docDefaults>
-  <w:latentStyles w:defLockedState="0" w:defUIPriority="99" w:defSemiHidden="0" w:defUnhideWhenUsed="0" w:defQFormat="0" w:count="376">
+  <w:latentStyles w:defLockedState="0" w:defUIPriority="99" w:defSemiHidden="0" w:defUnhideWhenUsed="0" w:defQFormat="0" w:count="371">
     <w:lsdException w:name="Normal" w:uiPriority="0" w:qFormat="1"/>
     <w:lsdException w:name="heading 1" w:uiPriority="9" w:qFormat="1"/>
     <w:lsdException w:name="heading 2" w:semiHidden="1" w:uiPriority="9" w:unhideWhenUsed="1" w:qFormat="1"/>
@@ -4244,11 +4473,6 @@
     <w:lsdException w:name="List Table 5 Dark Accent 6" w:uiPriority="50"/>
     <w:lsdException w:name="List Table 6 Colorful Accent 6" w:uiPriority="51"/>
     <w:lsdException w:name="List Table 7 Colorful Accent 6" w:uiPriority="52"/>
-    <w:lsdException w:name="Mention" w:semiHidden="1" w:unhideWhenUsed="1"/>
-    <w:lsdException w:name="Smart Hyperlink" w:semiHidden="1" w:unhideWhenUsed="1"/>
-    <w:lsdException w:name="Hashtag" w:semiHidden="1" w:unhideWhenUsed="1"/>
-    <w:lsdException w:name="Unresolved Mention" w:semiHidden="1" w:unhideWhenUsed="1"/>
-    <w:lsdException w:name="Smart Link" w:semiHidden="1" w:unhideWhenUsed="1"/>
   </w:latentStyles>
   <w:style w:type="paragraph" w:default="1" w:styleId="a">
     <w:name w:val="Normal"/>
@@ -4363,6 +4587,34 @@
       <w:sz w:val="22"/>
       <w:szCs w:val="22"/>
       <w:lang w:eastAsia="en-US"/>
+    </w:rPr>
+  </w:style>
+  <w:style w:type="paragraph" w:styleId="aa">
+    <w:name w:val="Balloon Text"/>
+    <w:basedOn w:val="a"/>
+    <w:link w:val="ab"/>
+    <w:uiPriority w:val="99"/>
+    <w:semiHidden/>
+    <w:unhideWhenUsed/>
+    <w:rsid w:val="00036790"/>
+    <w:rPr>
+      <w:rFonts w:asciiTheme="majorHAnsi" w:eastAsiaTheme="majorEastAsia" w:hAnsiTheme="majorHAnsi" w:cstheme="majorBidi"/>
+      <w:sz w:val="18"/>
+      <w:szCs w:val="18"/>
+    </w:rPr>
+  </w:style>
+  <w:style w:type="character" w:customStyle="1" w:styleId="ab">
+    <w:name w:val="註解方塊文字 字元"/>
+    <w:basedOn w:val="a0"/>
+    <w:link w:val="aa"/>
+    <w:uiPriority w:val="99"/>
+    <w:semiHidden/>
+    <w:rsid w:val="00036790"/>
+    <w:rPr>
+      <w:rFonts w:asciiTheme="majorHAnsi" w:eastAsiaTheme="majorEastAsia" w:hAnsiTheme="majorHAnsi" w:cstheme="majorBidi"/>
+      <w:kern w:val="3"/>
+      <w:sz w:val="18"/>
+      <w:szCs w:val="18"/>
     </w:rPr>
   </w:style>
 </w:styles>
